--- a/chapters-java/what to study.docx
+++ b/chapters-java/what to study.docx
@@ -483,7 +483,21 @@
         <w:rPr>
           <w:lang w:val="en-US"/>
         </w:rPr>
-        <w:t xml:space="preserve">Enrichment: When my answer is too thin, help me enrich it with the key details </w:t>
+        <w:t xml:space="preserve">Enrichment: When my answer is too thin, help me enrich it with the key </w:t>
+      </w:r>
+      <w:proofErr w:type="gramStart"/>
+      <w:r>
+        <w:rPr>
+          <w:lang w:val="en-US"/>
+        </w:rPr>
+        <w:t>details</w:t>
+      </w:r>
+      <w:proofErr w:type="gramEnd"/>
+      <w:r>
+        <w:rPr>
+          <w:lang w:val="en-US"/>
+        </w:rPr>
+        <w:t xml:space="preserve"> </w:t>
       </w:r>
       <w:r>
         <w:rPr>
@@ -573,7 +587,21 @@
         <w:rPr>
           <w:lang w:val="en-US"/>
         </w:rPr>
-        <w:t>**Flow for each question:**</w:t>
+        <w:t xml:space="preserve">**Flow for each </w:t>
+      </w:r>
+      <w:proofErr w:type="gramStart"/>
+      <w:r>
+        <w:rPr>
+          <w:lang w:val="en-US"/>
+        </w:rPr>
+        <w:t>question:*</w:t>
+      </w:r>
+      <w:proofErr w:type="gramEnd"/>
+      <w:r>
+        <w:rPr>
+          <w:lang w:val="en-US"/>
+        </w:rPr>
+        <w:t>*</w:t>
       </w:r>
     </w:p>
     <w:p>
@@ -612,7 +640,21 @@
         <w:rPr>
           <w:lang w:val="en-US"/>
         </w:rPr>
-        <w:t>3. If my answer is correct but incomplete, tell me what's solid and what's missing, then ask a follow-up that nudges me toward the gap (don't just state it).</w:t>
+        <w:t xml:space="preserve">3. If my answer is correct but incomplete, tell me what's solid and what's missing, then </w:t>
+      </w:r>
+      <w:proofErr w:type="gramStart"/>
+      <w:r>
+        <w:rPr>
+          <w:lang w:val="en-US"/>
+        </w:rPr>
+        <w:t>ask</w:t>
+      </w:r>
+      <w:proofErr w:type="gramEnd"/>
+      <w:r>
+        <w:rPr>
+          <w:lang w:val="en-US"/>
+        </w:rPr>
+        <w:t xml:space="preserve"> a follow-up that nudges me toward the gap (don't just state it).</w:t>
       </w:r>
     </w:p>
     <w:p>
@@ -664,7 +706,21 @@
         <w:rPr>
           <w:lang w:val="en-US"/>
         </w:rPr>
-        <w:t>**Every single answer I give, also:**</w:t>
+        <w:t xml:space="preserve">**Every single answer I give, </w:t>
+      </w:r>
+      <w:proofErr w:type="gramStart"/>
+      <w:r>
+        <w:rPr>
+          <w:lang w:val="en-US"/>
+        </w:rPr>
+        <w:t>also:*</w:t>
+      </w:r>
+      <w:proofErr w:type="gramEnd"/>
+      <w:r>
+        <w:rPr>
+          <w:lang w:val="en-US"/>
+        </w:rPr>
+        <w:t>*</w:t>
       </w:r>
     </w:p>
     <w:p>
@@ -703,46 +759,124 @@
         <w:rPr>
           <w:lang w:val="en-US"/>
         </w:rPr>
-        <w:t>**Enrichment:** if my answer is technically right but thin, add the details interviewers probe for — a short code example, an edge case, or the underlying "why" — so I'm not just reciting definitions.</w:t>
-      </w:r>
-    </w:p>
-    <w:p>
-      <w:pPr>
-        <w:rPr>
-          <w:lang w:val="en-US"/>
-        </w:rPr>
-      </w:pPr>
-      <w:r>
-        <w:rPr>
-          <w:lang w:val="en-US"/>
-        </w:rPr>
-        <w:t>**Connections:** when a new question relates to something we already covered, point out the link so I'm building a connected mental model, not isolated facts.</w:t>
-      </w:r>
-    </w:p>
-    <w:p>
-      <w:pPr>
-        <w:rPr>
-          <w:lang w:val="en-US"/>
-        </w:rPr>
-      </w:pPr>
-      <w:r>
-        <w:rPr>
-          <w:lang w:val="en-US"/>
-        </w:rPr>
-        <w:t>**Relevance:** if I bring a list of questions (or go off on a tangent), tell me which are worth real prep time for a junior interview and which are niche/advanced enough to skip or just skim.</w:t>
-      </w:r>
-    </w:p>
-    <w:p>
-      <w:pPr>
-        <w:rPr>
-          <w:lang w:val="en-US"/>
-        </w:rPr>
-      </w:pPr>
-      <w:r>
-        <w:rPr>
-          <w:lang w:val="en-US"/>
-        </w:rPr>
-        <w:t xml:space="preserve">additionally, </w:t>
+        <w:t>**</w:t>
+      </w:r>
+      <w:proofErr w:type="gramStart"/>
+      <w:r>
+        <w:rPr>
+          <w:lang w:val="en-US"/>
+        </w:rPr>
+        <w:t>Enrichment:*</w:t>
+      </w:r>
+      <w:proofErr w:type="gramEnd"/>
+      <w:r>
+        <w:rPr>
+          <w:lang w:val="en-US"/>
+        </w:rPr>
+        <w:t xml:space="preserve">* if my answer is technically right but thin, add the details </w:t>
+      </w:r>
+      <w:proofErr w:type="gramStart"/>
+      <w:r>
+        <w:rPr>
+          <w:lang w:val="en-US"/>
+        </w:rPr>
+        <w:t>interviewers</w:t>
+      </w:r>
+      <w:proofErr w:type="gramEnd"/>
+      <w:r>
+        <w:rPr>
+          <w:lang w:val="en-US"/>
+        </w:rPr>
+        <w:t xml:space="preserve"> probe for — a short code example, an edge case, or the underlying "</w:t>
+      </w:r>
+      <w:proofErr w:type="gramStart"/>
+      <w:r>
+        <w:rPr>
+          <w:lang w:val="en-US"/>
+        </w:rPr>
+        <w:t>why" —</w:t>
+      </w:r>
+      <w:proofErr w:type="gramEnd"/>
+      <w:r>
+        <w:rPr>
+          <w:lang w:val="en-US"/>
+        </w:rPr>
+        <w:t xml:space="preserve"> so I'm not just reciting definitions.</w:t>
+      </w:r>
+    </w:p>
+    <w:p>
+      <w:pPr>
+        <w:rPr>
+          <w:lang w:val="en-US"/>
+        </w:rPr>
+      </w:pPr>
+      <w:r>
+        <w:rPr>
+          <w:lang w:val="en-US"/>
+        </w:rPr>
+        <w:t>**</w:t>
+      </w:r>
+      <w:proofErr w:type="gramStart"/>
+      <w:r>
+        <w:rPr>
+          <w:lang w:val="en-US"/>
+        </w:rPr>
+        <w:t>Connections:*</w:t>
+      </w:r>
+      <w:proofErr w:type="gramEnd"/>
+      <w:r>
+        <w:rPr>
+          <w:lang w:val="en-US"/>
+        </w:rPr>
+        <w:t>* when a new question relates to something we already covered, point out the link so I'm building a connected mental model, not isolated facts.</w:t>
+      </w:r>
+    </w:p>
+    <w:p>
+      <w:pPr>
+        <w:rPr>
+          <w:lang w:val="en-US"/>
+        </w:rPr>
+      </w:pPr>
+      <w:r>
+        <w:rPr>
+          <w:lang w:val="en-US"/>
+        </w:rPr>
+        <w:t>**</w:t>
+      </w:r>
+      <w:proofErr w:type="gramStart"/>
+      <w:r>
+        <w:rPr>
+          <w:lang w:val="en-US"/>
+        </w:rPr>
+        <w:t>Relevance:*</w:t>
+      </w:r>
+      <w:proofErr w:type="gramEnd"/>
+      <w:r>
+        <w:rPr>
+          <w:lang w:val="en-US"/>
+        </w:rPr>
+        <w:t>* if I bring a list of questions (or go off on a tangent), tell me which are worth real prep time for a junior interview and which are niche/advanced enough to skip or just skim.</w:t>
+      </w:r>
+    </w:p>
+    <w:p>
+      <w:pPr>
+        <w:rPr>
+          <w:lang w:val="en-US"/>
+        </w:rPr>
+      </w:pPr>
+      <w:proofErr w:type="gramStart"/>
+      <w:r>
+        <w:rPr>
+          <w:lang w:val="en-US"/>
+        </w:rPr>
+        <w:t>additionally</w:t>
+      </w:r>
+      <w:proofErr w:type="gramEnd"/>
+      <w:r>
+        <w:rPr>
+          <w:lang w:val="en-US"/>
+        </w:rPr>
+        <w:t xml:space="preserve">, </w:t>
       </w:r>
       <w:proofErr w:type="spellStart"/>
       <w:r>
@@ -770,7 +904,21 @@
           <w:lang w:val="en-US"/>
         </w:rPr>
         <w:lastRenderedPageBreak/>
-        <w:t>Current topic: [INSERT TOPIC] — questions: [INSERT QUESTIONS OR ATTACH FILE]</w:t>
+        <w:t xml:space="preserve">Current topic: [INSERT </w:t>
+      </w:r>
+      <w:proofErr w:type="gramStart"/>
+      <w:r>
+        <w:rPr>
+          <w:lang w:val="en-US"/>
+        </w:rPr>
+        <w:t>TOPIC] —</w:t>
+      </w:r>
+      <w:proofErr w:type="gramEnd"/>
+      <w:r>
+        <w:rPr>
+          <w:lang w:val="en-US"/>
+        </w:rPr>
+        <w:t xml:space="preserve"> questions: [INSERT QUESTIONS OR ATTACH FILE]</w:t>
       </w:r>
     </w:p>
     <w:p>
@@ -973,7 +1121,21 @@
         <w:rPr>
           <w:lang w:val="en-US"/>
         </w:rPr>
-        <w:t>From what you already have answered — you're good on all the Fundamentals and Types sections.</w:t>
+        <w:t xml:space="preserve">From what you already have answered — you're good </w:t>
+      </w:r>
+      <w:proofErr w:type="gramStart"/>
+      <w:r>
+        <w:rPr>
+          <w:lang w:val="en-US"/>
+        </w:rPr>
+        <w:t>on</w:t>
+      </w:r>
+      <w:proofErr w:type="gramEnd"/>
+      <w:r>
+        <w:rPr>
+          <w:lang w:val="en-US"/>
+        </w:rPr>
+        <w:t xml:space="preserve"> all the Fundamentals and Types sections.</w:t>
       </w:r>
     </w:p>
     <w:p>
@@ -1104,7 +1266,35 @@
         <w:rPr>
           <w:lang w:val="en-US"/>
         </w:rPr>
-        <w:t>Why override both hashCode() and equals() together</w:t>
+        <w:t xml:space="preserve">Why override both </w:t>
+      </w:r>
+      <w:proofErr w:type="gramStart"/>
+      <w:r>
+        <w:rPr>
+          <w:lang w:val="en-US"/>
+        </w:rPr>
+        <w:t>hashCode(</w:t>
+      </w:r>
+      <w:proofErr w:type="gramEnd"/>
+      <w:r>
+        <w:rPr>
+          <w:lang w:val="en-US"/>
+        </w:rPr>
+        <w:t xml:space="preserve">) and </w:t>
+      </w:r>
+      <w:proofErr w:type="gramStart"/>
+      <w:r>
+        <w:rPr>
+          <w:lang w:val="en-US"/>
+        </w:rPr>
+        <w:t>equals(</w:t>
+      </w:r>
+      <w:proofErr w:type="gramEnd"/>
+      <w:r>
+        <w:rPr>
+          <w:lang w:val="en-US"/>
+        </w:rPr>
+        <w:t>) together</w:t>
       </w:r>
     </w:p>
     <w:p>
@@ -1147,7 +1337,21 @@
         <w:rPr>
           <w:lang w:val="en-US"/>
         </w:rPr>
-        <w:t>The difference and when to use each</w:t>
+        <w:t xml:space="preserve">The </w:t>
+      </w:r>
+      <w:proofErr w:type="gramStart"/>
+      <w:r>
+        <w:rPr>
+          <w:lang w:val="en-US"/>
+        </w:rPr>
+        <w:t>difference</w:t>
+      </w:r>
+      <w:proofErr w:type="gramEnd"/>
+      <w:r>
+        <w:rPr>
+          <w:lang w:val="en-US"/>
+        </w:rPr>
+        <w:t xml:space="preserve"> and when to use each</w:t>
       </w:r>
     </w:p>
     <w:p>
@@ -1180,12 +1384,42 @@
           <w:lang w:val="en-US"/>
         </w:rPr>
       </w:pPr>
-      <w:r>
-        <w:rPr>
-          <w:lang w:val="en-US"/>
-        </w:rPr>
-        <w:t>fail-fast vs fail-safe iterators</w:t>
-      </w:r>
+      <w:proofErr w:type="gramStart"/>
+      <w:r>
+        <w:rPr>
+          <w:lang w:val="en-US"/>
+        </w:rPr>
+        <w:t>fail</w:t>
+      </w:r>
+      <w:proofErr w:type="gramEnd"/>
+      <w:r>
+        <w:rPr>
+          <w:lang w:val="en-US"/>
+        </w:rPr>
+        <w:t xml:space="preserve">-fast vs </w:t>
+      </w:r>
+      <w:proofErr w:type="gramStart"/>
+      <w:r>
+        <w:rPr>
+          <w:lang w:val="en-US"/>
+        </w:rPr>
+        <w:t>fail-safe</w:t>
+      </w:r>
+      <w:proofErr w:type="gramEnd"/>
+      <w:r>
+        <w:rPr>
+          <w:lang w:val="en-US"/>
+        </w:rPr>
+        <w:t xml:space="preserve"> </w:t>
+      </w:r>
+      <w:proofErr w:type="gramStart"/>
+      <w:r>
+        <w:rPr>
+          <w:lang w:val="en-US"/>
+        </w:rPr>
+        <w:t>iterators</w:t>
+      </w:r>
+      <w:proofErr w:type="gramEnd"/>
     </w:p>
     <w:p>
       <w:pPr>
@@ -1323,7 +1557,21 @@
         <w:rPr>
           <w:lang w:val="en-US"/>
         </w:rPr>
-        <w:t>These are too advanced for a junior interview and you'd be wasting prep time:</w:t>
+        <w:t xml:space="preserve">These are too advanced for a junior </w:t>
+      </w:r>
+      <w:proofErr w:type="gramStart"/>
+      <w:r>
+        <w:rPr>
+          <w:lang w:val="en-US"/>
+        </w:rPr>
+        <w:t>interview</w:t>
+      </w:r>
+      <w:proofErr w:type="gramEnd"/>
+      <w:r>
+        <w:rPr>
+          <w:lang w:val="en-US"/>
+        </w:rPr>
+        <w:t xml:space="preserve"> and you'd be wasting prep time:</w:t>
       </w:r>
     </w:p>
     <w:p>
@@ -1464,8 +1712,30 @@
         <w:rPr>
           <w:lang w:val="en-US"/>
         </w:rPr>
-        <w:t>What is the difference between a thread and a process</w:t>
-      </w:r>
+        <w:t xml:space="preserve">What is the difference between </w:t>
+      </w:r>
+      <w:proofErr w:type="gramStart"/>
+      <w:r>
+        <w:rPr>
+          <w:lang w:val="en-US"/>
+        </w:rPr>
+        <w:t>a thread</w:t>
+      </w:r>
+      <w:proofErr w:type="gramEnd"/>
+      <w:r>
+        <w:rPr>
+          <w:lang w:val="en-US"/>
+        </w:rPr>
+        <w:t xml:space="preserve"> and </w:t>
+      </w:r>
+      <w:proofErr w:type="gramStart"/>
+      <w:r>
+        <w:rPr>
+          <w:lang w:val="en-US"/>
+        </w:rPr>
+        <w:t>a process</w:t>
+      </w:r>
+      <w:proofErr w:type="gramEnd"/>
     </w:p>
     <w:p>
       <w:pPr>
@@ -1655,7 +1925,21 @@
         <w:rPr>
           <w:lang w:val="en-US"/>
         </w:rPr>
-        <w:t>How immutable objects help preventing race condition</w:t>
+        <w:t xml:space="preserve">How immutable objects help </w:t>
+      </w:r>
+      <w:proofErr w:type="gramStart"/>
+      <w:r>
+        <w:rPr>
+          <w:lang w:val="en-US"/>
+        </w:rPr>
+        <w:t>preventing</w:t>
+      </w:r>
+      <w:proofErr w:type="gramEnd"/>
+      <w:r>
+        <w:rPr>
+          <w:lang w:val="en-US"/>
+        </w:rPr>
+        <w:t xml:space="preserve"> race condition</w:t>
       </w:r>
     </w:p>
     <w:p>
@@ -1756,7 +2040,21 @@
         <w:rPr>
           <w:lang w:val="en-US"/>
         </w:rPr>
-        <w:t>Thread lifecycle states difference (blocked vs waiting, sleep vs wait)</w:t>
+        <w:t xml:space="preserve">Thread lifecycle states difference (blocked vs waiting, sleep vs </w:t>
+      </w:r>
+      <w:proofErr w:type="gramStart"/>
+      <w:r>
+        <w:rPr>
+          <w:lang w:val="en-US"/>
+        </w:rPr>
+        <w:t>wait</w:t>
+      </w:r>
+      <w:proofErr w:type="gramEnd"/>
+      <w:r>
+        <w:rPr>
+          <w:lang w:val="en-US"/>
+        </w:rPr>
+        <w:t>)</w:t>
       </w:r>
     </w:p>
     <w:p>
@@ -1837,7 +2135,21 @@
         <w:rPr>
           <w:lang w:val="en-US"/>
         </w:rPr>
-        <w:t>Daemon thread finally block edge cases</w:t>
+        <w:t xml:space="preserve">Daemon thread finally </w:t>
+      </w:r>
+      <w:proofErr w:type="gramStart"/>
+      <w:r>
+        <w:rPr>
+          <w:lang w:val="en-US"/>
+        </w:rPr>
+        <w:t>block</w:t>
+      </w:r>
+      <w:proofErr w:type="gramEnd"/>
+      <w:r>
+        <w:rPr>
+          <w:lang w:val="en-US"/>
+        </w:rPr>
+        <w:t xml:space="preserve"> edge cases</w:t>
       </w:r>
     </w:p>
     <w:p>
@@ -1854,7 +2166,21 @@
         <w:rPr>
           <w:lang w:val="en-US"/>
         </w:rPr>
-        <w:t>Does implementing Runnable creates a thread</w:t>
+        <w:t xml:space="preserve">Does implementing Runnable </w:t>
+      </w:r>
+      <w:proofErr w:type="gramStart"/>
+      <w:r>
+        <w:rPr>
+          <w:lang w:val="en-US"/>
+        </w:rPr>
+        <w:t>creates</w:t>
+      </w:r>
+      <w:proofErr w:type="gramEnd"/>
+      <w:r>
+        <w:rPr>
+          <w:lang w:val="en-US"/>
+        </w:rPr>
+        <w:t xml:space="preserve"> a thread</w:t>
       </w:r>
     </w:p>
     <w:p>
@@ -2089,7 +2415,21 @@
         <w:rPr>
           <w:lang w:val="en-US"/>
         </w:rPr>
-        <w:t>What is the purpose of join method</w:t>
+        <w:t xml:space="preserve">What is the purpose of </w:t>
+      </w:r>
+      <w:proofErr w:type="gramStart"/>
+      <w:r>
+        <w:rPr>
+          <w:lang w:val="en-US"/>
+        </w:rPr>
+        <w:t>join</w:t>
+      </w:r>
+      <w:proofErr w:type="gramEnd"/>
+      <w:r>
+        <w:rPr>
+          <w:lang w:val="en-US"/>
+        </w:rPr>
+        <w:t xml:space="preserve"> method</w:t>
       </w:r>
     </w:p>
     <w:p>
@@ -2157,7 +2497,15 @@
         </w:numPr>
       </w:pPr>
       <w:r>
-        <w:t>ReentrantLock and tryLock()</w:t>
+        <w:t xml:space="preserve">ReentrantLock and </w:t>
+      </w:r>
+      <w:proofErr w:type="gramStart"/>
+      <w:r>
+        <w:t>tryLock(</w:t>
+      </w:r>
+      <w:proofErr w:type="gramEnd"/>
+      <w:r>
+        <w:t>)</w:t>
       </w:r>
     </w:p>
     <w:p>
@@ -2233,8 +2581,13 @@
         </w:numPr>
       </w:pPr>
       <w:r>
-        <w:t>What is a Functional Interface</w:t>
-      </w:r>
+        <w:t xml:space="preserve">What is a Functional </w:t>
+      </w:r>
+      <w:proofErr w:type="gramStart"/>
+      <w:r>
+        <w:t>Interface</w:t>
+      </w:r>
+      <w:proofErr w:type="gramEnd"/>
     </w:p>
     <w:p>
       <w:pPr>
@@ -2278,8 +2631,13 @@
         </w:numPr>
       </w:pPr>
       <w:r>
-        <w:t>What is Predicate interface</w:t>
-      </w:r>
+        <w:t xml:space="preserve">What is Predicate </w:t>
+      </w:r>
+      <w:proofErr w:type="gramStart"/>
+      <w:r>
+        <w:t>interface</w:t>
+      </w:r>
+      <w:proofErr w:type="gramEnd"/>
     </w:p>
     <w:p>
       <w:pPr>
@@ -2289,8 +2647,13 @@
         </w:numPr>
       </w:pPr>
       <w:r>
-        <w:t>What is Supplier interface</w:t>
-      </w:r>
+        <w:t xml:space="preserve">What is Supplier </w:t>
+      </w:r>
+      <w:proofErr w:type="gramStart"/>
+      <w:r>
+        <w:t>interface</w:t>
+      </w:r>
+      <w:proofErr w:type="gramEnd"/>
     </w:p>
     <w:p>
       <w:pPr>
@@ -2300,8 +2663,13 @@
         </w:numPr>
       </w:pPr>
       <w:r>
-        <w:t>What is Consumer interface</w:t>
-      </w:r>
+        <w:t xml:space="preserve">What is Consumer </w:t>
+      </w:r>
+      <w:proofErr w:type="gramStart"/>
+      <w:r>
+        <w:t>interface</w:t>
+      </w:r>
+      <w:proofErr w:type="gramEnd"/>
     </w:p>
     <w:p>
       <w:pPr>
@@ -2311,8 +2679,13 @@
         </w:numPr>
       </w:pPr>
       <w:r>
-        <w:t>What is Function interface</w:t>
-      </w:r>
+        <w:t xml:space="preserve">What is Function </w:t>
+      </w:r>
+      <w:proofErr w:type="gramStart"/>
+      <w:r>
+        <w:t>interface</w:t>
+      </w:r>
+      <w:proofErr w:type="gramEnd"/>
     </w:p>
     <w:p>
       <w:pPr>
@@ -2486,7 +2859,35 @@
           <w:lang w:val="en-US"/>
         </w:rPr>
         <w:lastRenderedPageBreak/>
-        <w:t>What is the difference between flatMap() and map()</w:t>
+        <w:t xml:space="preserve">What is the difference between </w:t>
+      </w:r>
+      <w:proofErr w:type="gramStart"/>
+      <w:r>
+        <w:rPr>
+          <w:lang w:val="en-US"/>
+        </w:rPr>
+        <w:t>flatMap(</w:t>
+      </w:r>
+      <w:proofErr w:type="gramEnd"/>
+      <w:r>
+        <w:rPr>
+          <w:lang w:val="en-US"/>
+        </w:rPr>
+        <w:t xml:space="preserve">) and </w:t>
+      </w:r>
+      <w:proofErr w:type="gramStart"/>
+      <w:r>
+        <w:rPr>
+          <w:lang w:val="en-US"/>
+        </w:rPr>
+        <w:t>map(</w:t>
+      </w:r>
+      <w:proofErr w:type="gramEnd"/>
+      <w:r>
+        <w:rPr>
+          <w:lang w:val="en-US"/>
+        </w:rPr>
+        <w:t>)</w:t>
       </w:r>
     </w:p>
     <w:p>
@@ -2557,8 +2958,21 @@
           <w:numId w:val="14"/>
         </w:numPr>
       </w:pPr>
-      <w:r>
-        <w:t>findFirst() vs findAny()</w:t>
+      <w:proofErr w:type="gramStart"/>
+      <w:r>
+        <w:t>findFirst(</w:t>
+      </w:r>
+      <w:proofErr w:type="gramEnd"/>
+      <w:r>
+        <w:t xml:space="preserve">) vs </w:t>
+      </w:r>
+      <w:proofErr w:type="gramStart"/>
+      <w:r>
+        <w:t>findAny(</w:t>
+      </w:r>
+      <w:proofErr w:type="gramEnd"/>
+      <w:r>
+        <w:t>)</w:t>
       </w:r>
     </w:p>
     <w:p>
@@ -2568,8 +2982,13 @@
           <w:numId w:val="14"/>
         </w:numPr>
       </w:pPr>
-      <w:r>
-        <w:t>peek() method</w:t>
+      <w:proofErr w:type="gramStart"/>
+      <w:r>
+        <w:t>peek(</w:t>
+      </w:r>
+      <w:proofErr w:type="gramEnd"/>
+      <w:r>
+        <w:t>) method</w:t>
       </w:r>
     </w:p>
     <w:p>
@@ -2608,7 +3027,21 @@
         <w:rPr>
           <w:lang w:val="en-US"/>
         </w:rPr>
-        <w:t>What is inside java.util.function package</w:t>
+        <w:t xml:space="preserve">What is inside </w:t>
+      </w:r>
+      <w:proofErr w:type="gramStart"/>
+      <w:r>
+        <w:rPr>
+          <w:lang w:val="en-US"/>
+        </w:rPr>
+        <w:t>java.util</w:t>
+      </w:r>
+      <w:proofErr w:type="gramEnd"/>
+      <w:r>
+        <w:rPr>
+          <w:lang w:val="en-US"/>
+        </w:rPr>
+        <w:t>.function package</w:t>
       </w:r>
     </w:p>
     <w:p>
@@ -2643,7 +3076,15 @@
         </w:numPr>
       </w:pPr>
       <w:r>
-        <w:t>Fluent Interface questions — too niche</w:t>
+        <w:t xml:space="preserve">Fluent </w:t>
+      </w:r>
+      <w:proofErr w:type="gramStart"/>
+      <w:r>
+        <w:t>Interface</w:t>
+      </w:r>
+      <w:proofErr w:type="gramEnd"/>
+      <w:r>
+        <w:t xml:space="preserve"> questions — too niche</w:t>
       </w:r>
     </w:p>
     <w:p>
@@ -3234,8 +3675,13 @@
           <w:numId w:val="18"/>
         </w:numPr>
       </w:pPr>
-      <w:r>
-        <w:t>finalize() method</w:t>
+      <w:proofErr w:type="gramStart"/>
+      <w:r>
+        <w:t>finalize(</w:t>
+      </w:r>
+      <w:proofErr w:type="gramEnd"/>
+      <w:r>
+        <w:t>) method</w:t>
       </w:r>
     </w:p>
     <w:p>
@@ -3443,11 +3889,47 @@
           <w:lang w:val="en-US"/>
         </w:rPr>
       </w:pPr>
-      <w:r>
-        <w:rPr>
-          <w:lang w:val="en-US"/>
-        </w:rPr>
-        <w:t xml:space="preserve">commit() / rollback() / setAutoCommit() — the </w:t>
+      <w:proofErr w:type="gramStart"/>
+      <w:r>
+        <w:rPr>
+          <w:lang w:val="en-US"/>
+        </w:rPr>
+        <w:t>commit(</w:t>
+      </w:r>
+      <w:proofErr w:type="gramEnd"/>
+      <w:r>
+        <w:rPr>
+          <w:lang w:val="en-US"/>
+        </w:rPr>
+        <w:t xml:space="preserve">) / </w:t>
+      </w:r>
+      <w:proofErr w:type="gramStart"/>
+      <w:r>
+        <w:rPr>
+          <w:lang w:val="en-US"/>
+        </w:rPr>
+        <w:t>rollback(</w:t>
+      </w:r>
+      <w:proofErr w:type="gramEnd"/>
+      <w:r>
+        <w:rPr>
+          <w:lang w:val="en-US"/>
+        </w:rPr>
+        <w:t xml:space="preserve">) / </w:t>
+      </w:r>
+      <w:proofErr w:type="gramStart"/>
+      <w:r>
+        <w:rPr>
+          <w:lang w:val="en-US"/>
+        </w:rPr>
+        <w:t>setAutoCommit(</w:t>
+      </w:r>
+      <w:proofErr w:type="gramEnd"/>
+      <w:r>
+        <w:rPr>
+          <w:lang w:val="en-US"/>
+        </w:rPr>
+        <w:t xml:space="preserve">) — the </w:t>
       </w:r>
       <w:r>
         <w:rPr>
@@ -3596,12 +4078,14 @@
           <w:lang w:val="en-US"/>
         </w:rPr>
       </w:pPr>
+      <w:proofErr w:type="gramStart"/>
       <w:r>
         <w:rPr>
           <w:lang w:val="en-US"/>
         </w:rPr>
         <w:t>Web basics</w:t>
       </w:r>
+      <w:proofErr w:type="gramEnd"/>
     </w:p>
     <w:p>
       <w:pPr>
@@ -3684,7 +4168,21 @@
         <w:rPr>
           <w:lang w:val="en-US"/>
         </w:rPr>
-        <w:t xml:space="preserve">HTTP methods (GET/POST/PUT/DELETE/PATCH) — especially </w:t>
+        <w:t>HTTP methods (GET/POST/PUT/DELETE/</w:t>
+      </w:r>
+      <w:proofErr w:type="gramStart"/>
+      <w:r>
+        <w:rPr>
+          <w:lang w:val="en-US"/>
+        </w:rPr>
+        <w:t>PATCH) —</w:t>
+      </w:r>
+      <w:proofErr w:type="gramEnd"/>
+      <w:r>
+        <w:rPr>
+          <w:lang w:val="en-US"/>
+        </w:rPr>
+        <w:t xml:space="preserve"> especially </w:t>
       </w:r>
       <w:r>
         <w:rPr>
@@ -3951,7 +4449,21 @@
         <w:rPr>
           <w:lang w:val="en-US"/>
         </w:rPr>
-        <w:t xml:space="preserve">Caching / Cache-Control basics (no-cache vs no-store, must-revalidate) — know the </w:t>
+        <w:t>Caching / Cache-Control basics (no-cache vs no-store, must-</w:t>
+      </w:r>
+      <w:proofErr w:type="gramStart"/>
+      <w:r>
+        <w:rPr>
+          <w:lang w:val="en-US"/>
+        </w:rPr>
+        <w:t>revalidate) —</w:t>
+      </w:r>
+      <w:proofErr w:type="gramEnd"/>
+      <w:r>
+        <w:rPr>
+          <w:lang w:val="en-US"/>
+        </w:rPr>
+        <w:t xml:space="preserve"> know the </w:t>
       </w:r>
       <w:r>
         <w:rPr>
@@ -4083,7 +4595,21 @@
         <w:rPr>
           <w:lang w:val="en-US"/>
         </w:rPr>
-        <w:t>Scopes (request/session/application) — good if you're doing Spring too</w:t>
+        <w:t>Scopes (request/session/</w:t>
+      </w:r>
+      <w:proofErr w:type="gramStart"/>
+      <w:r>
+        <w:rPr>
+          <w:lang w:val="en-US"/>
+        </w:rPr>
+        <w:t>application) —</w:t>
+      </w:r>
+      <w:proofErr w:type="gramEnd"/>
+      <w:r>
+        <w:rPr>
+          <w:lang w:val="en-US"/>
+        </w:rPr>
+        <w:t xml:space="preserve"> good if you're doing Spring too</w:t>
       </w:r>
     </w:p>
     <w:p>
@@ -4207,7 +4733,21 @@
         <w:rPr>
           <w:lang w:val="en-US"/>
         </w:rPr>
-        <w:t>MVC 1 vs MVC 2 (Model 1/Model 2) — this is legacy JSP-era stuff, rarely comes up now that Spring MVC dominates</w:t>
+        <w:t xml:space="preserve">MVC 1 vs MVC 2 (Model 1/Model </w:t>
+      </w:r>
+      <w:proofErr w:type="gramStart"/>
+      <w:r>
+        <w:rPr>
+          <w:lang w:val="en-US"/>
+        </w:rPr>
+        <w:t>2) — this</w:t>
+      </w:r>
+      <w:proofErr w:type="gramEnd"/>
+      <w:r>
+        <w:rPr>
+          <w:lang w:val="en-US"/>
+        </w:rPr>
+        <w:t xml:space="preserve"> is legacy JSP-era stuff, rarely comes up now that Spring MVC dominates</w:t>
       </w:r>
     </w:p>
     <w:p>
@@ -4224,7 +4764,21 @@
         <w:rPr>
           <w:lang w:val="en-US"/>
         </w:rPr>
-        <w:t>JAX-RS version history ("latest version is 3.0, released June 2020")</w:t>
+        <w:t>JAX-</w:t>
+      </w:r>
+      <w:proofErr w:type="gramStart"/>
+      <w:r>
+        <w:rPr>
+          <w:lang w:val="en-US"/>
+        </w:rPr>
+        <w:t>RS version</w:t>
+      </w:r>
+      <w:proofErr w:type="gramEnd"/>
+      <w:r>
+        <w:rPr>
+          <w:lang w:val="en-US"/>
+        </w:rPr>
+        <w:t xml:space="preserve"> history ("latest version is 3.0, released June 2020")</w:t>
       </w:r>
     </w:p>
     <w:p>
@@ -4259,6 +4813,289 @@
           <w:lang w:val="en-US"/>
         </w:rPr>
         <w:t>Thread-safety of REST resources (interesting, but niche/rare for junior level)</w:t>
+      </w:r>
+    </w:p>
+    <w:p>
+      <w:pPr>
+        <w:pStyle w:val="Titulo1arial"/>
+        <w:rPr>
+          <w:lang w:val="en-US"/>
+        </w:rPr>
+      </w:pPr>
+      <w:r>
+        <w:rPr>
+          <w:lang w:val="en-US"/>
+        </w:rPr>
+        <w:t xml:space="preserve">The 23 </w:t>
+      </w:r>
+      <w:proofErr w:type="spellStart"/>
+      <w:r>
+        <w:rPr>
+          <w:lang w:val="en-US"/>
+        </w:rPr>
+        <w:t>GoF</w:t>
+      </w:r>
+      <w:proofErr w:type="spellEnd"/>
+      <w:r>
+        <w:rPr>
+          <w:lang w:val="en-US"/>
+        </w:rPr>
+        <w:t xml:space="preserve"> patterns, grouped</w:t>
+      </w:r>
+    </w:p>
+    <w:p>
+      <w:pPr>
+        <w:rPr>
+          <w:lang w:val="en-US"/>
+        </w:rPr>
+      </w:pPr>
+      <w:r>
+        <w:rPr>
+          <w:b/>
+          <w:bCs/>
+          <w:lang w:val="en-US"/>
+        </w:rPr>
+        <w:t>Creational</w:t>
+      </w:r>
+      <w:r>
+        <w:rPr>
+          <w:lang w:val="en-US"/>
+        </w:rPr>
+        <w:t xml:space="preserve"> (how objects get made)</w:t>
+      </w:r>
+    </w:p>
+    <w:p>
+      <w:pPr>
+        <w:numPr>
+          <w:ilvl w:val="0"/>
+          <w:numId w:val="27"/>
+        </w:numPr>
+        <w:rPr>
+          <w:lang w:val="en-US"/>
+        </w:rPr>
+      </w:pPr>
+      <w:r>
+        <w:rPr>
+          <w:lang w:val="en-US"/>
+        </w:rPr>
+        <w:t>Singleton, Factory Method, Abstract Factory, Builder, Prototype</w:t>
+      </w:r>
+    </w:p>
+    <w:p>
+      <w:pPr>
+        <w:rPr>
+          <w:lang w:val="en-US"/>
+        </w:rPr>
+      </w:pPr>
+      <w:r>
+        <w:rPr>
+          <w:b/>
+          <w:bCs/>
+          <w:lang w:val="en-US"/>
+        </w:rPr>
+        <w:t>Structural</w:t>
+      </w:r>
+      <w:r>
+        <w:rPr>
+          <w:lang w:val="en-US"/>
+        </w:rPr>
+        <w:t xml:space="preserve"> (how objects/classes are composed)</w:t>
+      </w:r>
+    </w:p>
+    <w:p>
+      <w:pPr>
+        <w:numPr>
+          <w:ilvl w:val="0"/>
+          <w:numId w:val="28"/>
+        </w:numPr>
+        <w:rPr>
+          <w:lang w:val="en-US"/>
+        </w:rPr>
+      </w:pPr>
+      <w:r>
+        <w:rPr>
+          <w:lang w:val="en-US"/>
+        </w:rPr>
+        <w:t>Adapter, Decorator, Facade, Composite, Proxy, Bridge, Flyweight</w:t>
+      </w:r>
+    </w:p>
+    <w:p>
+      <w:proofErr w:type="spellStart"/>
+      <w:r>
+        <w:rPr>
+          <w:b/>
+          <w:bCs/>
+        </w:rPr>
+        <w:t>Behavioral</w:t>
+      </w:r>
+      <w:proofErr w:type="spellEnd"/>
+      <w:r>
+        <w:t xml:space="preserve"> (</w:t>
+      </w:r>
+      <w:proofErr w:type="spellStart"/>
+      <w:r>
+        <w:t>how</w:t>
+      </w:r>
+      <w:proofErr w:type="spellEnd"/>
+      <w:r>
+        <w:t xml:space="preserve"> </w:t>
+      </w:r>
+      <w:proofErr w:type="spellStart"/>
+      <w:r>
+        <w:t>objects</w:t>
+      </w:r>
+      <w:proofErr w:type="spellEnd"/>
+      <w:r>
+        <w:t xml:space="preserve"> </w:t>
+      </w:r>
+      <w:proofErr w:type="spellStart"/>
+      <w:r>
+        <w:t>communicate</w:t>
+      </w:r>
+      <w:proofErr w:type="spellEnd"/>
+      <w:r>
+        <w:t>)</w:t>
+      </w:r>
+    </w:p>
+    <w:p>
+      <w:pPr>
+        <w:numPr>
+          <w:ilvl w:val="0"/>
+          <w:numId w:val="29"/>
+        </w:numPr>
+        <w:rPr>
+          <w:lang w:val="en-US"/>
+        </w:rPr>
+      </w:pPr>
+      <w:r>
+        <w:rPr>
+          <w:lang w:val="en-US"/>
+        </w:rPr>
+        <w:t>Strategy, Observer, Command, Template Method, Iterator, State, Chain of Responsibility, Mediator, Memento, Visitor, Interpreter</w:t>
+      </w:r>
+    </w:p>
+    <w:p>
+      <w:pPr>
+        <w:rPr>
+          <w:b/>
+          <w:bCs/>
+          <w:lang w:val="en-US"/>
+        </w:rPr>
+      </w:pPr>
+      <w:r>
+        <w:rPr>
+          <w:b/>
+          <w:bCs/>
+          <w:lang w:val="en-US"/>
+        </w:rPr>
+        <w:lastRenderedPageBreak/>
+        <w:t>For a junior interview, realistically</w:t>
+      </w:r>
+    </w:p>
+    <w:p>
+      <w:pPr>
+        <w:rPr>
+          <w:lang w:val="en-US"/>
+        </w:rPr>
+      </w:pPr>
+      <w:r>
+        <w:rPr>
+          <w:b/>
+          <w:bCs/>
+          <w:lang w:val="en-US"/>
+        </w:rPr>
+        <w:t>High probability you'll need to explain AND code:</w:t>
+      </w:r>
+      <w:r>
+        <w:rPr>
+          <w:lang w:val="en-US"/>
+        </w:rPr>
+        <w:br/>
+        <w:t>Singleton, Factory Method, Builder, Strategy, Observer, Decorator, Adapter</w:t>
+      </w:r>
+    </w:p>
+    <w:p>
+      <w:pPr>
+        <w:rPr>
+          <w:lang w:val="en-US"/>
+        </w:rPr>
+      </w:pPr>
+      <w:r>
+        <w:rPr>
+          <w:b/>
+          <w:bCs/>
+          <w:lang w:val="en-US"/>
+        </w:rPr>
+        <w:t>Medium — likely to be asked about conceptually, occasional coding:</w:t>
+      </w:r>
+      <w:r>
+        <w:rPr>
+          <w:lang w:val="en-US"/>
+        </w:rPr>
+        <w:br/>
+        <w:t>Facade, Command, Template Method, Iterator, Proxy, State</w:t>
+      </w:r>
+    </w:p>
+    <w:p>
+      <w:pPr>
+        <w:rPr>
+          <w:lang w:val="en-US"/>
+        </w:rPr>
+      </w:pPr>
+      <w:r>
+        <w:rPr>
+          <w:b/>
+          <w:bCs/>
+          <w:lang w:val="en-US"/>
+        </w:rPr>
+        <w:t>Low — mention exists, rarely coded in a junior interview:</w:t>
+      </w:r>
+      <w:r>
+        <w:rPr>
+          <w:lang w:val="en-US"/>
+        </w:rPr>
+        <w:br/>
+        <w:t>Abstract Factory, Prototype, Composite, Bridge, Flyweight, Chain of Responsibility, Mediator, Memento, Visitor, Interpreter</w:t>
+      </w:r>
+    </w:p>
+    <w:p>
+      <w:pPr>
+        <w:rPr>
+          <w:lang w:val="en-US"/>
+        </w:rPr>
+      </w:pPr>
+      <w:r>
+        <w:rPr>
+          <w:lang w:val="en-US"/>
+        </w:rPr>
+        <w:t>I'll go through all of them conceptually (what problem it solves, when to use it, how to recognize it), and for the high/medium ones I'll give you clean Java implementations plus a common "gotcha" interviewers love to poke at.</w:t>
+      </w:r>
+    </w:p>
+    <w:p>
+      <w:pPr>
+        <w:rPr>
+          <w:lang w:val="en-US"/>
+        </w:rPr>
+      </w:pPr>
+      <w:r>
+        <w:rPr>
+          <w:lang w:val="en-US"/>
+        </w:rPr>
+        <w:t xml:space="preserve">Let's start with </w:t>
+      </w:r>
+      <w:r>
+        <w:rPr>
+          <w:b/>
+          <w:bCs/>
+          <w:lang w:val="en-US"/>
+        </w:rPr>
+        <w:t>Singleton</w:t>
+      </w:r>
+      <w:r>
+        <w:rPr>
+          <w:lang w:val="en-US"/>
+        </w:rPr>
+        <w:t>, since it's almost guaranteed to come up.</w:t>
       </w:r>
     </w:p>
     <w:p>
@@ -7090,6 +7927,155 @@
     </w:lvl>
   </w:abstractNum>
   <w:abstractNum w:abstractNumId="19" w15:restartNumberingAfterBreak="0">
+    <w:nsid w:val="57261D1F"/>
+    <w:multiLevelType w:val="multilevel"/>
+    <w:tmpl w:val="E8A801DA"/>
+    <w:lvl w:ilvl="0">
+      <w:start w:val="1"/>
+      <w:numFmt w:val="bullet"/>
+      <w:lvlText w:val=""/>
+      <w:lvlJc w:val="left"/>
+      <w:pPr>
+        <w:tabs>
+          <w:tab w:val="num" w:pos="720"/>
+        </w:tabs>
+        <w:ind w:left="720" w:hanging="360"/>
+      </w:pPr>
+      <w:rPr>
+        <w:rFonts w:ascii="Symbol" w:hAnsi="Symbol" w:hint="default"/>
+        <w:sz w:val="20"/>
+      </w:rPr>
+    </w:lvl>
+    <w:lvl w:ilvl="1" w:tentative="1">
+      <w:start w:val="1"/>
+      <w:numFmt w:val="bullet"/>
+      <w:lvlText w:val="o"/>
+      <w:lvlJc w:val="left"/>
+      <w:pPr>
+        <w:tabs>
+          <w:tab w:val="num" w:pos="1440"/>
+        </w:tabs>
+        <w:ind w:left="1440" w:hanging="360"/>
+      </w:pPr>
+      <w:rPr>
+        <w:rFonts w:ascii="Courier New" w:hAnsi="Courier New" w:hint="default"/>
+        <w:sz w:val="20"/>
+      </w:rPr>
+    </w:lvl>
+    <w:lvl w:ilvl="2" w:tentative="1">
+      <w:start w:val="1"/>
+      <w:numFmt w:val="bullet"/>
+      <w:lvlText w:val=""/>
+      <w:lvlJc w:val="left"/>
+      <w:pPr>
+        <w:tabs>
+          <w:tab w:val="num" w:pos="2160"/>
+        </w:tabs>
+        <w:ind w:left="2160" w:hanging="360"/>
+      </w:pPr>
+      <w:rPr>
+        <w:rFonts w:ascii="Wingdings" w:hAnsi="Wingdings" w:hint="default"/>
+        <w:sz w:val="20"/>
+      </w:rPr>
+    </w:lvl>
+    <w:lvl w:ilvl="3" w:tentative="1">
+      <w:start w:val="1"/>
+      <w:numFmt w:val="bullet"/>
+      <w:lvlText w:val=""/>
+      <w:lvlJc w:val="left"/>
+      <w:pPr>
+        <w:tabs>
+          <w:tab w:val="num" w:pos="2880"/>
+        </w:tabs>
+        <w:ind w:left="2880" w:hanging="360"/>
+      </w:pPr>
+      <w:rPr>
+        <w:rFonts w:ascii="Wingdings" w:hAnsi="Wingdings" w:hint="default"/>
+        <w:sz w:val="20"/>
+      </w:rPr>
+    </w:lvl>
+    <w:lvl w:ilvl="4" w:tentative="1">
+      <w:start w:val="1"/>
+      <w:numFmt w:val="bullet"/>
+      <w:lvlText w:val=""/>
+      <w:lvlJc w:val="left"/>
+      <w:pPr>
+        <w:tabs>
+          <w:tab w:val="num" w:pos="3600"/>
+        </w:tabs>
+        <w:ind w:left="3600" w:hanging="360"/>
+      </w:pPr>
+      <w:rPr>
+        <w:rFonts w:ascii="Wingdings" w:hAnsi="Wingdings" w:hint="default"/>
+        <w:sz w:val="20"/>
+      </w:rPr>
+    </w:lvl>
+    <w:lvl w:ilvl="5" w:tentative="1">
+      <w:start w:val="1"/>
+      <w:numFmt w:val="bullet"/>
+      <w:lvlText w:val=""/>
+      <w:lvlJc w:val="left"/>
+      <w:pPr>
+        <w:tabs>
+          <w:tab w:val="num" w:pos="4320"/>
+        </w:tabs>
+        <w:ind w:left="4320" w:hanging="360"/>
+      </w:pPr>
+      <w:rPr>
+        <w:rFonts w:ascii="Wingdings" w:hAnsi="Wingdings" w:hint="default"/>
+        <w:sz w:val="20"/>
+      </w:rPr>
+    </w:lvl>
+    <w:lvl w:ilvl="6" w:tentative="1">
+      <w:start w:val="1"/>
+      <w:numFmt w:val="bullet"/>
+      <w:lvlText w:val=""/>
+      <w:lvlJc w:val="left"/>
+      <w:pPr>
+        <w:tabs>
+          <w:tab w:val="num" w:pos="5040"/>
+        </w:tabs>
+        <w:ind w:left="5040" w:hanging="360"/>
+      </w:pPr>
+      <w:rPr>
+        <w:rFonts w:ascii="Wingdings" w:hAnsi="Wingdings" w:hint="default"/>
+        <w:sz w:val="20"/>
+      </w:rPr>
+    </w:lvl>
+    <w:lvl w:ilvl="7" w:tentative="1">
+      <w:start w:val="1"/>
+      <w:numFmt w:val="bullet"/>
+      <w:lvlText w:val=""/>
+      <w:lvlJc w:val="left"/>
+      <w:pPr>
+        <w:tabs>
+          <w:tab w:val="num" w:pos="5760"/>
+        </w:tabs>
+        <w:ind w:left="5760" w:hanging="360"/>
+      </w:pPr>
+      <w:rPr>
+        <w:rFonts w:ascii="Wingdings" w:hAnsi="Wingdings" w:hint="default"/>
+        <w:sz w:val="20"/>
+      </w:rPr>
+    </w:lvl>
+    <w:lvl w:ilvl="8" w:tentative="1">
+      <w:start w:val="1"/>
+      <w:numFmt w:val="bullet"/>
+      <w:lvlText w:val=""/>
+      <w:lvlJc w:val="left"/>
+      <w:pPr>
+        <w:tabs>
+          <w:tab w:val="num" w:pos="6480"/>
+        </w:tabs>
+        <w:ind w:left="6480" w:hanging="360"/>
+      </w:pPr>
+      <w:rPr>
+        <w:rFonts w:ascii="Wingdings" w:hAnsi="Wingdings" w:hint="default"/>
+        <w:sz w:val="20"/>
+      </w:rPr>
+    </w:lvl>
+  </w:abstractNum>
+  <w:abstractNum w:abstractNumId="20" w15:restartNumberingAfterBreak="0">
     <w:nsid w:val="5C056494"/>
     <w:multiLevelType w:val="multilevel"/>
     <w:tmpl w:val="A90A9282"/>
@@ -7238,7 +8224,7 @@
       </w:rPr>
     </w:lvl>
   </w:abstractNum>
-  <w:abstractNum w:abstractNumId="20" w15:restartNumberingAfterBreak="0">
+  <w:abstractNum w:abstractNumId="21" w15:restartNumberingAfterBreak="0">
     <w:nsid w:val="5CC6682D"/>
     <w:multiLevelType w:val="multilevel"/>
     <w:tmpl w:val="8B54987A"/>
@@ -7387,7 +8373,7 @@
       </w:rPr>
     </w:lvl>
   </w:abstractNum>
-  <w:abstractNum w:abstractNumId="21" w15:restartNumberingAfterBreak="0">
+  <w:abstractNum w:abstractNumId="22" w15:restartNumberingAfterBreak="0">
     <w:nsid w:val="5D0D131E"/>
     <w:multiLevelType w:val="multilevel"/>
     <w:tmpl w:val="35D450C0"/>
@@ -7536,7 +8522,156 @@
       </w:rPr>
     </w:lvl>
   </w:abstractNum>
-  <w:abstractNum w:abstractNumId="22" w15:restartNumberingAfterBreak="0">
+  <w:abstractNum w:abstractNumId="23" w15:restartNumberingAfterBreak="0">
+    <w:nsid w:val="74B171A0"/>
+    <w:multiLevelType w:val="multilevel"/>
+    <w:tmpl w:val="8FF091F6"/>
+    <w:lvl w:ilvl="0">
+      <w:start w:val="1"/>
+      <w:numFmt w:val="bullet"/>
+      <w:lvlText w:val=""/>
+      <w:lvlJc w:val="left"/>
+      <w:pPr>
+        <w:tabs>
+          <w:tab w:val="num" w:pos="720"/>
+        </w:tabs>
+        <w:ind w:left="720" w:hanging="360"/>
+      </w:pPr>
+      <w:rPr>
+        <w:rFonts w:ascii="Symbol" w:hAnsi="Symbol" w:hint="default"/>
+        <w:sz w:val="20"/>
+      </w:rPr>
+    </w:lvl>
+    <w:lvl w:ilvl="1" w:tentative="1">
+      <w:start w:val="1"/>
+      <w:numFmt w:val="bullet"/>
+      <w:lvlText w:val="o"/>
+      <w:lvlJc w:val="left"/>
+      <w:pPr>
+        <w:tabs>
+          <w:tab w:val="num" w:pos="1440"/>
+        </w:tabs>
+        <w:ind w:left="1440" w:hanging="360"/>
+      </w:pPr>
+      <w:rPr>
+        <w:rFonts w:ascii="Courier New" w:hAnsi="Courier New" w:hint="default"/>
+        <w:sz w:val="20"/>
+      </w:rPr>
+    </w:lvl>
+    <w:lvl w:ilvl="2" w:tentative="1">
+      <w:start w:val="1"/>
+      <w:numFmt w:val="bullet"/>
+      <w:lvlText w:val=""/>
+      <w:lvlJc w:val="left"/>
+      <w:pPr>
+        <w:tabs>
+          <w:tab w:val="num" w:pos="2160"/>
+        </w:tabs>
+        <w:ind w:left="2160" w:hanging="360"/>
+      </w:pPr>
+      <w:rPr>
+        <w:rFonts w:ascii="Wingdings" w:hAnsi="Wingdings" w:hint="default"/>
+        <w:sz w:val="20"/>
+      </w:rPr>
+    </w:lvl>
+    <w:lvl w:ilvl="3" w:tentative="1">
+      <w:start w:val="1"/>
+      <w:numFmt w:val="bullet"/>
+      <w:lvlText w:val=""/>
+      <w:lvlJc w:val="left"/>
+      <w:pPr>
+        <w:tabs>
+          <w:tab w:val="num" w:pos="2880"/>
+        </w:tabs>
+        <w:ind w:left="2880" w:hanging="360"/>
+      </w:pPr>
+      <w:rPr>
+        <w:rFonts w:ascii="Wingdings" w:hAnsi="Wingdings" w:hint="default"/>
+        <w:sz w:val="20"/>
+      </w:rPr>
+    </w:lvl>
+    <w:lvl w:ilvl="4" w:tentative="1">
+      <w:start w:val="1"/>
+      <w:numFmt w:val="bullet"/>
+      <w:lvlText w:val=""/>
+      <w:lvlJc w:val="left"/>
+      <w:pPr>
+        <w:tabs>
+          <w:tab w:val="num" w:pos="3600"/>
+        </w:tabs>
+        <w:ind w:left="3600" w:hanging="360"/>
+      </w:pPr>
+      <w:rPr>
+        <w:rFonts w:ascii="Wingdings" w:hAnsi="Wingdings" w:hint="default"/>
+        <w:sz w:val="20"/>
+      </w:rPr>
+    </w:lvl>
+    <w:lvl w:ilvl="5" w:tentative="1">
+      <w:start w:val="1"/>
+      <w:numFmt w:val="bullet"/>
+      <w:lvlText w:val=""/>
+      <w:lvlJc w:val="left"/>
+      <w:pPr>
+        <w:tabs>
+          <w:tab w:val="num" w:pos="4320"/>
+        </w:tabs>
+        <w:ind w:left="4320" w:hanging="360"/>
+      </w:pPr>
+      <w:rPr>
+        <w:rFonts w:ascii="Wingdings" w:hAnsi="Wingdings" w:hint="default"/>
+        <w:sz w:val="20"/>
+      </w:rPr>
+    </w:lvl>
+    <w:lvl w:ilvl="6" w:tentative="1">
+      <w:start w:val="1"/>
+      <w:numFmt w:val="bullet"/>
+      <w:lvlText w:val=""/>
+      <w:lvlJc w:val="left"/>
+      <w:pPr>
+        <w:tabs>
+          <w:tab w:val="num" w:pos="5040"/>
+        </w:tabs>
+        <w:ind w:left="5040" w:hanging="360"/>
+      </w:pPr>
+      <w:rPr>
+        <w:rFonts w:ascii="Wingdings" w:hAnsi="Wingdings" w:hint="default"/>
+        <w:sz w:val="20"/>
+      </w:rPr>
+    </w:lvl>
+    <w:lvl w:ilvl="7" w:tentative="1">
+      <w:start w:val="1"/>
+      <w:numFmt w:val="bullet"/>
+      <w:lvlText w:val=""/>
+      <w:lvlJc w:val="left"/>
+      <w:pPr>
+        <w:tabs>
+          <w:tab w:val="num" w:pos="5760"/>
+        </w:tabs>
+        <w:ind w:left="5760" w:hanging="360"/>
+      </w:pPr>
+      <w:rPr>
+        <w:rFonts w:ascii="Wingdings" w:hAnsi="Wingdings" w:hint="default"/>
+        <w:sz w:val="20"/>
+      </w:rPr>
+    </w:lvl>
+    <w:lvl w:ilvl="8" w:tentative="1">
+      <w:start w:val="1"/>
+      <w:numFmt w:val="bullet"/>
+      <w:lvlText w:val=""/>
+      <w:lvlJc w:val="left"/>
+      <w:pPr>
+        <w:tabs>
+          <w:tab w:val="num" w:pos="6480"/>
+        </w:tabs>
+        <w:ind w:left="6480" w:hanging="360"/>
+      </w:pPr>
+      <w:rPr>
+        <w:rFonts w:ascii="Wingdings" w:hAnsi="Wingdings" w:hint="default"/>
+        <w:sz w:val="20"/>
+      </w:rPr>
+    </w:lvl>
+  </w:abstractNum>
+  <w:abstractNum w:abstractNumId="24" w15:restartNumberingAfterBreak="0">
     <w:nsid w:val="75324982"/>
     <w:multiLevelType w:val="multilevel"/>
     <w:tmpl w:val="9C200066"/>
@@ -7685,7 +8820,156 @@
       </w:rPr>
     </w:lvl>
   </w:abstractNum>
-  <w:abstractNum w:abstractNumId="23" w15:restartNumberingAfterBreak="0">
+  <w:abstractNum w:abstractNumId="25" w15:restartNumberingAfterBreak="0">
+    <w:nsid w:val="79BA250E"/>
+    <w:multiLevelType w:val="multilevel"/>
+    <w:tmpl w:val="63A88C2A"/>
+    <w:lvl w:ilvl="0">
+      <w:start w:val="1"/>
+      <w:numFmt w:val="bullet"/>
+      <w:lvlText w:val=""/>
+      <w:lvlJc w:val="left"/>
+      <w:pPr>
+        <w:tabs>
+          <w:tab w:val="num" w:pos="720"/>
+        </w:tabs>
+        <w:ind w:left="720" w:hanging="360"/>
+      </w:pPr>
+      <w:rPr>
+        <w:rFonts w:ascii="Symbol" w:hAnsi="Symbol" w:hint="default"/>
+        <w:sz w:val="20"/>
+      </w:rPr>
+    </w:lvl>
+    <w:lvl w:ilvl="1" w:tentative="1">
+      <w:start w:val="1"/>
+      <w:numFmt w:val="bullet"/>
+      <w:lvlText w:val="o"/>
+      <w:lvlJc w:val="left"/>
+      <w:pPr>
+        <w:tabs>
+          <w:tab w:val="num" w:pos="1440"/>
+        </w:tabs>
+        <w:ind w:left="1440" w:hanging="360"/>
+      </w:pPr>
+      <w:rPr>
+        <w:rFonts w:ascii="Courier New" w:hAnsi="Courier New" w:hint="default"/>
+        <w:sz w:val="20"/>
+      </w:rPr>
+    </w:lvl>
+    <w:lvl w:ilvl="2" w:tentative="1">
+      <w:start w:val="1"/>
+      <w:numFmt w:val="bullet"/>
+      <w:lvlText w:val=""/>
+      <w:lvlJc w:val="left"/>
+      <w:pPr>
+        <w:tabs>
+          <w:tab w:val="num" w:pos="2160"/>
+        </w:tabs>
+        <w:ind w:left="2160" w:hanging="360"/>
+      </w:pPr>
+      <w:rPr>
+        <w:rFonts w:ascii="Wingdings" w:hAnsi="Wingdings" w:hint="default"/>
+        <w:sz w:val="20"/>
+      </w:rPr>
+    </w:lvl>
+    <w:lvl w:ilvl="3" w:tentative="1">
+      <w:start w:val="1"/>
+      <w:numFmt w:val="bullet"/>
+      <w:lvlText w:val=""/>
+      <w:lvlJc w:val="left"/>
+      <w:pPr>
+        <w:tabs>
+          <w:tab w:val="num" w:pos="2880"/>
+        </w:tabs>
+        <w:ind w:left="2880" w:hanging="360"/>
+      </w:pPr>
+      <w:rPr>
+        <w:rFonts w:ascii="Wingdings" w:hAnsi="Wingdings" w:hint="default"/>
+        <w:sz w:val="20"/>
+      </w:rPr>
+    </w:lvl>
+    <w:lvl w:ilvl="4" w:tentative="1">
+      <w:start w:val="1"/>
+      <w:numFmt w:val="bullet"/>
+      <w:lvlText w:val=""/>
+      <w:lvlJc w:val="left"/>
+      <w:pPr>
+        <w:tabs>
+          <w:tab w:val="num" w:pos="3600"/>
+        </w:tabs>
+        <w:ind w:left="3600" w:hanging="360"/>
+      </w:pPr>
+      <w:rPr>
+        <w:rFonts w:ascii="Wingdings" w:hAnsi="Wingdings" w:hint="default"/>
+        <w:sz w:val="20"/>
+      </w:rPr>
+    </w:lvl>
+    <w:lvl w:ilvl="5" w:tentative="1">
+      <w:start w:val="1"/>
+      <w:numFmt w:val="bullet"/>
+      <w:lvlText w:val=""/>
+      <w:lvlJc w:val="left"/>
+      <w:pPr>
+        <w:tabs>
+          <w:tab w:val="num" w:pos="4320"/>
+        </w:tabs>
+        <w:ind w:left="4320" w:hanging="360"/>
+      </w:pPr>
+      <w:rPr>
+        <w:rFonts w:ascii="Wingdings" w:hAnsi="Wingdings" w:hint="default"/>
+        <w:sz w:val="20"/>
+      </w:rPr>
+    </w:lvl>
+    <w:lvl w:ilvl="6" w:tentative="1">
+      <w:start w:val="1"/>
+      <w:numFmt w:val="bullet"/>
+      <w:lvlText w:val=""/>
+      <w:lvlJc w:val="left"/>
+      <w:pPr>
+        <w:tabs>
+          <w:tab w:val="num" w:pos="5040"/>
+        </w:tabs>
+        <w:ind w:left="5040" w:hanging="360"/>
+      </w:pPr>
+      <w:rPr>
+        <w:rFonts w:ascii="Wingdings" w:hAnsi="Wingdings" w:hint="default"/>
+        <w:sz w:val="20"/>
+      </w:rPr>
+    </w:lvl>
+    <w:lvl w:ilvl="7" w:tentative="1">
+      <w:start w:val="1"/>
+      <w:numFmt w:val="bullet"/>
+      <w:lvlText w:val=""/>
+      <w:lvlJc w:val="left"/>
+      <w:pPr>
+        <w:tabs>
+          <w:tab w:val="num" w:pos="5760"/>
+        </w:tabs>
+        <w:ind w:left="5760" w:hanging="360"/>
+      </w:pPr>
+      <w:rPr>
+        <w:rFonts w:ascii="Wingdings" w:hAnsi="Wingdings" w:hint="default"/>
+        <w:sz w:val="20"/>
+      </w:rPr>
+    </w:lvl>
+    <w:lvl w:ilvl="8" w:tentative="1">
+      <w:start w:val="1"/>
+      <w:numFmt w:val="bullet"/>
+      <w:lvlText w:val=""/>
+      <w:lvlJc w:val="left"/>
+      <w:pPr>
+        <w:tabs>
+          <w:tab w:val="num" w:pos="6480"/>
+        </w:tabs>
+        <w:ind w:left="6480" w:hanging="360"/>
+      </w:pPr>
+      <w:rPr>
+        <w:rFonts w:ascii="Wingdings" w:hAnsi="Wingdings" w:hint="default"/>
+        <w:sz w:val="20"/>
+      </w:rPr>
+    </w:lvl>
+  </w:abstractNum>
+  <w:abstractNum w:abstractNumId="26" w15:restartNumberingAfterBreak="0">
     <w:nsid w:val="7AFE25E5"/>
     <w:multiLevelType w:val="multilevel"/>
     <w:tmpl w:val="F9BEAA94"/>
@@ -7834,7 +9118,7 @@
       </w:rPr>
     </w:lvl>
   </w:abstractNum>
-  <w:abstractNum w:abstractNumId="24" w15:restartNumberingAfterBreak="0">
+  <w:abstractNum w:abstractNumId="27" w15:restartNumberingAfterBreak="0">
     <w:nsid w:val="7CC67B42"/>
     <w:multiLevelType w:val="multilevel"/>
     <w:tmpl w:val="ABC88D94"/>
@@ -7983,7 +9267,7 @@
       </w:rPr>
     </w:lvl>
   </w:abstractNum>
-  <w:abstractNum w:abstractNumId="25" w15:restartNumberingAfterBreak="0">
+  <w:abstractNum w:abstractNumId="28" w15:restartNumberingAfterBreak="0">
     <w:nsid w:val="7EC3592A"/>
     <w:multiLevelType w:val="multilevel"/>
     <w:tmpl w:val="D026DBC2"/>
@@ -8142,7 +9426,7 @@
     <w:abstractNumId w:val="2"/>
   </w:num>
   <w:num w:numId="4" w16cid:durableId="343753590">
-    <w:abstractNumId w:val="20"/>
+    <w:abstractNumId w:val="21"/>
   </w:num>
   <w:num w:numId="5" w16cid:durableId="1196694316">
     <w:abstractNumId w:val="16"/>
@@ -8151,7 +9435,7 @@
     <w:abstractNumId w:val="7"/>
   </w:num>
   <w:num w:numId="7" w16cid:durableId="278948436">
-    <w:abstractNumId w:val="25"/>
+    <w:abstractNumId w:val="28"/>
   </w:num>
   <w:num w:numId="8" w16cid:durableId="1400329109">
     <w:abstractNumId w:val="6"/>
@@ -8160,7 +9444,7 @@
     <w:abstractNumId w:val="18"/>
   </w:num>
   <w:num w:numId="10" w16cid:durableId="1445034657">
-    <w:abstractNumId w:val="22"/>
+    <w:abstractNumId w:val="24"/>
   </w:num>
   <w:num w:numId="11" w16cid:durableId="573398236">
     <w:abstractNumId w:val="1"/>
@@ -8169,7 +9453,7 @@
     <w:abstractNumId w:val="13"/>
   </w:num>
   <w:num w:numId="13" w16cid:durableId="1731078116">
-    <w:abstractNumId w:val="24"/>
+    <w:abstractNumId w:val="27"/>
   </w:num>
   <w:num w:numId="14" w16cid:durableId="467011388">
     <w:abstractNumId w:val="4"/>
@@ -8178,7 +9462,7 @@
     <w:abstractNumId w:val="8"/>
   </w:num>
   <w:num w:numId="16" w16cid:durableId="796222030">
-    <w:abstractNumId w:val="21"/>
+    <w:abstractNumId w:val="22"/>
   </w:num>
   <w:num w:numId="17" w16cid:durableId="1121191924">
     <w:abstractNumId w:val="3"/>
@@ -8193,10 +9477,10 @@
     <w:abstractNumId w:val="10"/>
   </w:num>
   <w:num w:numId="21" w16cid:durableId="1253464612">
-    <w:abstractNumId w:val="23"/>
+    <w:abstractNumId w:val="26"/>
   </w:num>
   <w:num w:numId="22" w16cid:durableId="2038116035">
-    <w:abstractNumId w:val="19"/>
+    <w:abstractNumId w:val="20"/>
   </w:num>
   <w:num w:numId="23" w16cid:durableId="718358101">
     <w:abstractNumId w:val="9"/>
@@ -8209,6 +9493,15 @@
   </w:num>
   <w:num w:numId="26" w16cid:durableId="157767270">
     <w:abstractNumId w:val="0"/>
+  </w:num>
+  <w:num w:numId="27" w16cid:durableId="465393589">
+    <w:abstractNumId w:val="23"/>
+  </w:num>
+  <w:num w:numId="28" w16cid:durableId="1252004423">
+    <w:abstractNumId w:val="25"/>
+  </w:num>
+  <w:num w:numId="29" w16cid:durableId="684551913">
+    <w:abstractNumId w:val="19"/>
   </w:num>
 </w:numbering>
 </file>
